--- a/docs/manual/편별/기획워크벤치_사용설명서_05_데이터 테이블.docx
+++ b/docs/manual/편별/기획워크벤치_사용설명서_05_데이터 테이블.docx
@@ -87,52 +87,38 @@
     </w:p>
     <w:p>
       <w:pPr>
-        <w:spacing w:after="120"/>
-      </w:pPr>
+        <w:spacing w:before="200" w:after="120"/>
+        <w:tabs>
+          <w:tab w:val="left" w:pos="300"/>
+        </w:tabs>
+        <w:ind w:left="0"/>
+        <w:shd w:val="clear" w:color="auto" w:fill="EEF2F8"/>
+      </w:pPr>
+      <w:r>
+        <w:tab/>
+      </w:r>
       <w:r>
         <w:rPr>
           <w:b/>
-          <w:bCs/>
+          <w:color w:val="1F4E9A"/>
           <w:sz w:val="36"/>
           <w:szCs w:val="36"/>
         </w:rPr>
-        <w:lastRenderedPageBreak/>
         <w:t>차례</w:t>
-      </w:r>
-    </w:p>
-    <w:p>
-      <w:pPr>
-        <w:spacing w:after="200"/>
-      </w:pPr>
-      <w:r>
-        <w:rPr>
-          <w:color w:val="57606A"/>
-          <w:sz w:val="18"/>
-          <w:szCs w:val="18"/>
-        </w:rPr>
-        <w:t>내용을 고쳐 쪽 번호가 바뀌면 차례 위에서 오른쪽 클릭 → 필드 업데이트를 누르세요.</w:t>
       </w:r>
     </w:p>
     <w:p>
       <w:pPr>
         <w:pStyle w:val="11"/>
         <w:tabs>
-          <w:tab w:val="right" w:leader="dot" w:pos="9628"/>
+          <w:tab w:val="right" w:leader="dot" w:pos="9340"/>
         </w:tabs>
-        <w:rPr>
-          <w:rFonts w:asciiTheme="minorHAnsi" w:eastAsiaTheme="minorEastAsia" w:hAnsiTheme="minorHAnsi" w:cstheme="minorBidi"/>
-          <w:b w:val="0"/>
-          <w:bCs w:val="0"/>
-          <w:noProof/>
-          <w:color w:val="auto"/>
-          <w:kern w:val="2"/>
-          <w:sz w:val="22"/>
-          <w:szCs w:val="24"/>
-          <w14:ligatures w14:val="standardContextual"/>
-        </w:rPr>
-      </w:pPr>
-      <w:r>
-        <w:fldChar w:fldCharType="begin" w:dirty="true"/>
+        <w:spacing w:before="90" w:after="0" w:line="276" w:lineRule="auto"/>
+        <w:ind w:left="0" w:leftChars="0" w:firstLine="300"/>
+        <w:shd w:val="clear" w:color="auto" w:fill="EEF2F8"/>
+      </w:pPr>
+      <w:r>
+        <w:fldChar w:fldCharType="begin"/>
       </w:r>
       <w:r>
         <w:instrText xml:space="preserve"> TOC \o "1-2" \h \z \u </w:instrText>
@@ -142,539 +128,465 @@
       </w:r>
       <w:r>
         <w:rPr>
-          <w:rStyle w:val="a5"/>
-          <w:noProof/>
+          <w:b/>
+          <w:color w:val="1F4E9A"/>
         </w:rPr>
         <w:t xml:space="preserve">이 편을 읽기 전에</w:t>
       </w:r>
       <w:r>
         <w:rPr>
-          <w:noProof/>
-        </w:rPr>
-        <w:fldChar w:fldCharType="begin"/>
-      </w:r>
-      <w:r>
-        <w:rPr>
-          <w:noProof/>
-        </w:rPr>
-        <w:instrText xml:space="preserve"> PAGEREF _Toc243436662 \h </w:instrText>
-      </w:r>
-      <w:r>
-        <w:rPr>
-          <w:noProof/>
-        </w:rPr>
-      </w:r>
-      <w:r>
-        <w:rPr>
-          <w:noProof/>
-        </w:rPr>
-        <w:fldChar w:fldCharType="separate"/>
-      </w:r>
-      <w:r>
-        <w:rPr>
-          <w:noProof/>
-        </w:rPr>
-        <w:fldChar w:fldCharType="end"/>
+          <w:b/>
+          <w:color w:val="1F4E9A"/>
+        </w:rPr>
+        <w:tab/>
+      </w:r>
+      <w:r>
+        <w:rPr>
+          <w:b/>
+          <w:color w:val="1F4E9A"/>
+        </w:rPr>
+        <w:t>3</w:t>
       </w:r>
     </w:p>
     <w:p>
       <w:pPr>
         <w:pStyle w:val="20"/>
         <w:tabs>
-          <w:tab w:val="right" w:leader="dot" w:pos="9628"/>
+          <w:tab w:val="right" w:leader="dot" w:pos="9340"/>
         </w:tabs>
-        <w:ind w:left="420"/>
-        <w:rPr>
-          <w:rFonts w:asciiTheme="minorHAnsi" w:eastAsiaTheme="minorEastAsia" w:hAnsiTheme="minorHAnsi" w:cstheme="minorBidi"/>
-          <w:noProof/>
-          <w:color w:val="auto"/>
-          <w:kern w:val="2"/>
-          <w:sz w:val="22"/>
-          <w:szCs w:val="24"/>
-          <w14:ligatures w14:val="standardContextual"/>
-        </w:rPr>
-      </w:pPr>
-      <w:r>
-        <w:rPr>
-          <w:rStyle w:val="a5"/>
-          <w:noProof/>
+        <w:spacing w:before="0" w:after="0" w:line="276" w:lineRule="auto"/>
+        <w:ind w:left="0" w:leftChars="0" w:firstLine="760"/>
+        <w:shd w:val="clear" w:color="auto" w:fill="EEF2F8"/>
+      </w:pPr>
+      <w:r>
+        <w:rPr>
+          <w:color w:val="333333"/>
         </w:rPr>
         <w:t xml:space="preserve">이 편의 구성</w:t>
       </w:r>
       <w:r>
         <w:rPr>
-          <w:noProof/>
-        </w:rPr>
+          <w:color w:val="333333"/>
+        </w:rPr>
+        <w:tab/>
+      </w:r>
+      <w:r>
+        <w:rPr>
+          <w:color w:val="333333"/>
+        </w:rPr>
+        <w:t>3</w:t>
       </w:r>
     </w:p>
     <w:p>
       <w:pPr>
         <w:pStyle w:val="20"/>
         <w:tabs>
-          <w:tab w:val="right" w:leader="dot" w:pos="9628"/>
+          <w:tab w:val="right" w:leader="dot" w:pos="9340"/>
         </w:tabs>
-        <w:ind w:left="420"/>
-        <w:rPr>
-          <w:rFonts w:asciiTheme="minorHAnsi" w:eastAsiaTheme="minorEastAsia" w:hAnsiTheme="minorHAnsi" w:cstheme="minorBidi"/>
-          <w:noProof/>
-          <w:color w:val="auto"/>
-          <w:kern w:val="2"/>
-          <w:sz w:val="22"/>
-          <w:szCs w:val="24"/>
-          <w14:ligatures w14:val="standardContextual"/>
-        </w:rPr>
-      </w:pPr>
-      <w:r>
-        <w:rPr>
-          <w:rStyle w:val="a5"/>
-          <w:noProof/>
+        <w:spacing w:before="0" w:after="0" w:line="276" w:lineRule="auto"/>
+        <w:ind w:left="0" w:leftChars="0" w:firstLine="760"/>
+        <w:shd w:val="clear" w:color="auto" w:fill="EEF2F8"/>
+      </w:pPr>
+      <w:r>
+        <w:rPr>
+          <w:color w:val="333333"/>
         </w:rPr>
         <w:t xml:space="preserve">1편에 있는 공통 내용 (이 편에는 없음)</w:t>
       </w:r>
       <w:r>
         <w:rPr>
-          <w:noProof/>
-        </w:rPr>
+          <w:color w:val="333333"/>
+        </w:rPr>
+        <w:tab/>
+      </w:r>
+      <w:r>
+        <w:rPr>
+          <w:color w:val="333333"/>
+        </w:rPr>
+        <w:t>3</w:t>
       </w:r>
     </w:p>
     <w:p>
       <w:pPr>
         <w:pStyle w:val="20"/>
         <w:tabs>
-          <w:tab w:val="right" w:leader="dot" w:pos="9628"/>
+          <w:tab w:val="right" w:leader="dot" w:pos="9340"/>
         </w:tabs>
-        <w:ind w:left="420"/>
-        <w:rPr>
-          <w:rFonts w:asciiTheme="minorHAnsi" w:eastAsiaTheme="minorEastAsia" w:hAnsiTheme="minorHAnsi" w:cstheme="minorBidi"/>
-          <w:noProof/>
-          <w:color w:val="auto"/>
-          <w:kern w:val="2"/>
-          <w:sz w:val="22"/>
-          <w:szCs w:val="24"/>
-          <w14:ligatures w14:val="standardContextual"/>
-        </w:rPr>
-      </w:pPr>
-      <w:r>
-        <w:rPr>
-          <w:rStyle w:val="a5"/>
-          <w:noProof/>
+        <w:spacing w:before="0" w:after="0" w:line="276" w:lineRule="auto"/>
+        <w:ind w:left="0" w:leftChars="0" w:firstLine="760"/>
+        <w:shd w:val="clear" w:color="auto" w:fill="EEF2F8"/>
+      </w:pPr>
+      <w:r>
+        <w:rPr>
+          <w:color w:val="333333"/>
         </w:rPr>
         <w:t xml:space="preserve">전체 편 목록</w:t>
       </w:r>
       <w:r>
         <w:rPr>
-          <w:noProof/>
-        </w:rPr>
+          <w:color w:val="333333"/>
+        </w:rPr>
+        <w:tab/>
+      </w:r>
+      <w:r>
+        <w:rPr>
+          <w:color w:val="333333"/>
+        </w:rPr>
+        <w:t>3</w:t>
       </w:r>
     </w:p>
     <w:p>
       <w:pPr>
         <w:pStyle w:val="11"/>
         <w:tabs>
-          <w:tab w:val="right" w:leader="dot" w:pos="9628"/>
+          <w:tab w:val="right" w:leader="dot" w:pos="9340"/>
         </w:tabs>
-        <w:rPr>
-          <w:rFonts w:asciiTheme="minorHAnsi" w:eastAsiaTheme="minorEastAsia" w:hAnsiTheme="minorHAnsi" w:cstheme="minorBidi"/>
-          <w:b w:val="0"/>
-          <w:bCs w:val="0"/>
-          <w:noProof/>
-          <w:color w:val="auto"/>
-          <w:kern w:val="2"/>
-          <w:sz w:val="22"/>
-          <w:szCs w:val="24"/>
-          <w14:ligatures w14:val="standardContextual"/>
-        </w:rPr>
-      </w:pPr>
-      <w:r>
-        <w:rPr>
-          <w:rStyle w:val="a5"/>
-          <w:noProof/>
+        <w:spacing w:before="90" w:after="0" w:line="276" w:lineRule="auto"/>
+        <w:ind w:left="0" w:leftChars="0" w:firstLine="300"/>
+        <w:shd w:val="clear" w:color="auto" w:fill="EEF2F8"/>
+      </w:pPr>
+      <w:r>
+        <w:rPr>
+          <w:b/>
+          <w:color w:val="1F4E9A"/>
         </w:rPr>
         <w:t xml:space="preserve">5. 데이터 테이블</w:t>
       </w:r>
       <w:r>
         <w:rPr>
-          <w:noProof/>
-        </w:rPr>
-        <w:fldChar w:fldCharType="begin"/>
-      </w:r>
-      <w:r>
-        <w:rPr>
-          <w:noProof/>
-        </w:rPr>
-        <w:instrText xml:space="preserve"> PAGEREF _Toc243436662 \h </w:instrText>
-      </w:r>
-      <w:r>
-        <w:rPr>
-          <w:noProof/>
-        </w:rPr>
-      </w:r>
-      <w:r>
-        <w:rPr>
-          <w:noProof/>
-        </w:rPr>
-        <w:fldChar w:fldCharType="separate"/>
-      </w:r>
-      <w:r>
-        <w:rPr>
-          <w:noProof/>
-        </w:rPr>
-        <w:fldChar w:fldCharType="end"/>
+          <w:b/>
+          <w:color w:val="1F4E9A"/>
+        </w:rPr>
+        <w:tab/>
+      </w:r>
+      <w:r>
+        <w:rPr>
+          <w:b/>
+          <w:color w:val="1F4E9A"/>
+        </w:rPr>
+        <w:t>5</w:t>
       </w:r>
     </w:p>
     <w:p>
       <w:pPr>
         <w:pStyle w:val="20"/>
         <w:tabs>
-          <w:tab w:val="right" w:leader="dot" w:pos="9628"/>
+          <w:tab w:val="right" w:leader="dot" w:pos="9340"/>
         </w:tabs>
-        <w:ind w:left="420"/>
-        <w:rPr>
-          <w:rFonts w:asciiTheme="minorHAnsi" w:eastAsiaTheme="minorEastAsia" w:hAnsiTheme="minorHAnsi" w:cstheme="minorBidi"/>
-          <w:noProof/>
-          <w:color w:val="auto"/>
-          <w:kern w:val="2"/>
-          <w:sz w:val="22"/>
-          <w:szCs w:val="24"/>
-          <w14:ligatures w14:val="standardContextual"/>
-        </w:rPr>
-      </w:pPr>
-      <w:r>
-        <w:rPr>
-          <w:rStyle w:val="a5"/>
-          <w:noProof/>
+        <w:spacing w:before="0" w:after="0" w:line="276" w:lineRule="auto"/>
+        <w:ind w:left="0" w:leftChars="0" w:firstLine="760"/>
+        <w:shd w:val="clear" w:color="auto" w:fill="EEF2F8"/>
+      </w:pPr>
+      <w:r>
+        <w:rPr>
+          <w:color w:val="333333"/>
         </w:rPr>
         <w:t xml:space="preserve">5.1 무엇을 하는 도구인가</w:t>
       </w:r>
       <w:r>
         <w:rPr>
-          <w:noProof/>
-        </w:rPr>
+          <w:color w:val="333333"/>
+        </w:rPr>
+        <w:tab/>
+      </w:r>
+      <w:r>
+        <w:rPr>
+          <w:color w:val="333333"/>
+        </w:rPr>
+        <w:t>5</w:t>
       </w:r>
     </w:p>
     <w:p>
       <w:pPr>
         <w:pStyle w:val="20"/>
         <w:tabs>
-          <w:tab w:val="right" w:leader="dot" w:pos="9628"/>
+          <w:tab w:val="right" w:leader="dot" w:pos="9340"/>
         </w:tabs>
-        <w:ind w:left="420"/>
-        <w:rPr>
-          <w:rFonts w:asciiTheme="minorHAnsi" w:eastAsiaTheme="minorEastAsia" w:hAnsiTheme="minorHAnsi" w:cstheme="minorBidi"/>
-          <w:noProof/>
-          <w:color w:val="auto"/>
-          <w:kern w:val="2"/>
-          <w:sz w:val="22"/>
-          <w:szCs w:val="24"/>
-          <w14:ligatures w14:val="standardContextual"/>
-        </w:rPr>
-      </w:pPr>
-      <w:r>
-        <w:rPr>
-          <w:rStyle w:val="a5"/>
-          <w:noProof/>
+        <w:spacing w:before="0" w:after="0" w:line="276" w:lineRule="auto"/>
+        <w:ind w:left="0" w:leftChars="0" w:firstLine="760"/>
+        <w:shd w:val="clear" w:color="auto" w:fill="EEF2F8"/>
+      </w:pPr>
+      <w:r>
+        <w:rPr>
+          <w:color w:val="333333"/>
         </w:rPr>
         <w:t xml:space="preserve">5.2 화면 구성</w:t>
       </w:r>
       <w:r>
         <w:rPr>
-          <w:noProof/>
-        </w:rPr>
+          <w:color w:val="333333"/>
+        </w:rPr>
+        <w:tab/>
+      </w:r>
+      <w:r>
+        <w:rPr>
+          <w:color w:val="333333"/>
+        </w:rPr>
+        <w:t>6</w:t>
       </w:r>
     </w:p>
     <w:p>
       <w:pPr>
         <w:pStyle w:val="20"/>
         <w:tabs>
-          <w:tab w:val="right" w:leader="dot" w:pos="9628"/>
+          <w:tab w:val="right" w:leader="dot" w:pos="9340"/>
         </w:tabs>
-        <w:ind w:left="420"/>
-        <w:rPr>
-          <w:rFonts w:asciiTheme="minorHAnsi" w:eastAsiaTheme="minorEastAsia" w:hAnsiTheme="minorHAnsi" w:cstheme="minorBidi"/>
-          <w:noProof/>
-          <w:color w:val="auto"/>
-          <w:kern w:val="2"/>
-          <w:sz w:val="22"/>
-          <w:szCs w:val="24"/>
-          <w14:ligatures w14:val="standardContextual"/>
-        </w:rPr>
-      </w:pPr>
-      <w:r>
-        <w:rPr>
-          <w:rStyle w:val="a5"/>
-          <w:noProof/>
+        <w:spacing w:before="0" w:after="0" w:line="276" w:lineRule="auto"/>
+        <w:ind w:left="0" w:leftChars="0" w:firstLine="760"/>
+        <w:shd w:val="clear" w:color="auto" w:fill="EEF2F8"/>
+      </w:pPr>
+      <w:r>
+        <w:rPr>
+          <w:color w:val="333333"/>
         </w:rPr>
         <w:t xml:space="preserve">5.3 빠르게 시작하기</w:t>
       </w:r>
       <w:r>
         <w:rPr>
-          <w:noProof/>
-        </w:rPr>
+          <w:color w:val="333333"/>
+        </w:rPr>
+        <w:tab/>
+      </w:r>
+      <w:r>
+        <w:rPr>
+          <w:color w:val="333333"/>
+        </w:rPr>
+        <w:t>7</w:t>
       </w:r>
     </w:p>
     <w:p>
       <w:pPr>
         <w:pStyle w:val="20"/>
         <w:tabs>
-          <w:tab w:val="right" w:leader="dot" w:pos="9628"/>
+          <w:tab w:val="right" w:leader="dot" w:pos="9340"/>
         </w:tabs>
-        <w:ind w:left="420"/>
-        <w:rPr>
-          <w:rFonts w:asciiTheme="minorHAnsi" w:eastAsiaTheme="minorEastAsia" w:hAnsiTheme="minorHAnsi" w:cstheme="minorBidi"/>
-          <w:noProof/>
-          <w:color w:val="auto"/>
-          <w:kern w:val="2"/>
-          <w:sz w:val="22"/>
-          <w:szCs w:val="24"/>
-          <w14:ligatures w14:val="standardContextual"/>
-        </w:rPr>
-      </w:pPr>
-      <w:r>
-        <w:rPr>
-          <w:rStyle w:val="a5"/>
-          <w:noProof/>
+        <w:spacing w:before="0" w:after="0" w:line="276" w:lineRule="auto"/>
+        <w:ind w:left="0" w:leftChars="0" w:firstLine="760"/>
+        <w:shd w:val="clear" w:color="auto" w:fill="EEF2F8"/>
+      </w:pPr>
+      <w:r>
+        <w:rPr>
+          <w:color w:val="333333"/>
         </w:rPr>
         <w:t xml:space="preserve">5.4 일곱 개 테이블과 ID 참조</w:t>
       </w:r>
       <w:r>
         <w:rPr>
-          <w:noProof/>
-        </w:rPr>
+          <w:color w:val="333333"/>
+        </w:rPr>
+        <w:tab/>
+      </w:r>
+      <w:r>
+        <w:rPr>
+          <w:color w:val="333333"/>
+        </w:rPr>
+        <w:t>7</w:t>
       </w:r>
     </w:p>
     <w:p>
       <w:pPr>
         <w:pStyle w:val="20"/>
         <w:tabs>
-          <w:tab w:val="right" w:leader="dot" w:pos="9628"/>
+          <w:tab w:val="right" w:leader="dot" w:pos="9340"/>
         </w:tabs>
-        <w:ind w:left="420"/>
-        <w:rPr>
-          <w:rFonts w:asciiTheme="minorHAnsi" w:eastAsiaTheme="minorEastAsia" w:hAnsiTheme="minorHAnsi" w:cstheme="minorBidi"/>
-          <w:noProof/>
-          <w:color w:val="auto"/>
-          <w:kern w:val="2"/>
-          <w:sz w:val="22"/>
-          <w:szCs w:val="24"/>
-          <w14:ligatures w14:val="standardContextual"/>
-        </w:rPr>
-      </w:pPr>
-      <w:r>
-        <w:rPr>
-          <w:rStyle w:val="a5"/>
-          <w:noProof/>
+        <w:spacing w:before="0" w:after="0" w:line="276" w:lineRule="auto"/>
+        <w:ind w:left="0" w:leftChars="0" w:firstLine="760"/>
+        <w:shd w:val="clear" w:color="auto" w:fill="EEF2F8"/>
+      </w:pPr>
+      <w:r>
+        <w:rPr>
+          <w:color w:val="333333"/>
         </w:rPr>
         <w:t xml:space="preserve">5.5 최종 스탯 계산 순서</w:t>
       </w:r>
       <w:r>
         <w:rPr>
-          <w:noProof/>
-        </w:rPr>
+          <w:color w:val="333333"/>
+        </w:rPr>
+        <w:tab/>
+      </w:r>
+      <w:r>
+        <w:rPr>
+          <w:color w:val="333333"/>
+        </w:rPr>
+        <w:t>9</w:t>
       </w:r>
     </w:p>
     <w:p>
       <w:pPr>
         <w:pStyle w:val="20"/>
         <w:tabs>
-          <w:tab w:val="right" w:leader="dot" w:pos="9628"/>
+          <w:tab w:val="right" w:leader="dot" w:pos="9340"/>
         </w:tabs>
-        <w:ind w:left="420"/>
-        <w:rPr>
-          <w:rFonts w:asciiTheme="minorHAnsi" w:eastAsiaTheme="minorEastAsia" w:hAnsiTheme="minorHAnsi" w:cstheme="minorBidi"/>
-          <w:noProof/>
-          <w:color w:val="auto"/>
-          <w:kern w:val="2"/>
-          <w:sz w:val="22"/>
-          <w:szCs w:val="24"/>
-          <w14:ligatures w14:val="standardContextual"/>
-        </w:rPr>
-      </w:pPr>
-      <w:r>
-        <w:rPr>
-          <w:rStyle w:val="a5"/>
-          <w:noProof/>
+        <w:spacing w:before="0" w:after="0" w:line="276" w:lineRule="auto"/>
+        <w:ind w:left="0" w:leftChars="0" w:firstLine="760"/>
+        <w:shd w:val="clear" w:color="auto" w:fill="EEF2F8"/>
+      </w:pPr>
+      <w:r>
+        <w:rPr>
+          <w:color w:val="333333"/>
         </w:rPr>
         <w:t xml:space="preserve">5.6 검증 — 빨간 칸과 노란 칸</w:t>
       </w:r>
       <w:r>
         <w:rPr>
-          <w:noProof/>
-        </w:rPr>
+          <w:color w:val="333333"/>
+        </w:rPr>
+        <w:tab/>
+      </w:r>
+      <w:r>
+        <w:rPr>
+          <w:color w:val="333333"/>
+        </w:rPr>
+        <w:t>10</w:t>
       </w:r>
     </w:p>
     <w:p>
       <w:pPr>
         <w:pStyle w:val="20"/>
         <w:tabs>
-          <w:tab w:val="right" w:leader="dot" w:pos="9628"/>
+          <w:tab w:val="right" w:leader="dot" w:pos="9340"/>
         </w:tabs>
-        <w:ind w:left="420"/>
-        <w:rPr>
-          <w:rFonts w:asciiTheme="minorHAnsi" w:eastAsiaTheme="minorEastAsia" w:hAnsiTheme="minorHAnsi" w:cstheme="minorBidi"/>
-          <w:noProof/>
-          <w:color w:val="auto"/>
-          <w:kern w:val="2"/>
-          <w:sz w:val="22"/>
-          <w:szCs w:val="24"/>
-          <w14:ligatures w14:val="standardContextual"/>
-        </w:rPr>
-      </w:pPr>
-      <w:r>
-        <w:rPr>
-          <w:rStyle w:val="a5"/>
-          <w:noProof/>
+        <w:spacing w:before="0" w:after="0" w:line="276" w:lineRule="auto"/>
+        <w:ind w:left="0" w:leftChars="0" w:firstLine="760"/>
+        <w:shd w:val="clear" w:color="auto" w:fill="EEF2F8"/>
+      </w:pPr>
+      <w:r>
+        <w:rPr>
+          <w:color w:val="333333"/>
         </w:rPr>
         <w:t xml:space="preserve">5.7 CSV와 JSON</w:t>
       </w:r>
       <w:r>
         <w:rPr>
-          <w:noProof/>
-        </w:rPr>
+          <w:color w:val="333333"/>
+        </w:rPr>
+        <w:tab/>
+      </w:r>
+      <w:r>
+        <w:rPr>
+          <w:color w:val="333333"/>
+        </w:rPr>
+        <w:t>11</w:t>
       </w:r>
     </w:p>
     <w:p>
       <w:pPr>
         <w:pStyle w:val="20"/>
         <w:tabs>
-          <w:tab w:val="right" w:leader="dot" w:pos="9628"/>
+          <w:tab w:val="right" w:leader="dot" w:pos="9340"/>
         </w:tabs>
-        <w:ind w:left="420"/>
-        <w:rPr>
-          <w:rFonts w:asciiTheme="minorHAnsi" w:eastAsiaTheme="minorEastAsia" w:hAnsiTheme="minorHAnsi" w:cstheme="minorBidi"/>
-          <w:noProof/>
-          <w:color w:val="auto"/>
-          <w:kern w:val="2"/>
-          <w:sz w:val="22"/>
-          <w:szCs w:val="24"/>
-          <w14:ligatures w14:val="standardContextual"/>
-        </w:rPr>
-      </w:pPr>
-      <w:r>
-        <w:rPr>
-          <w:rStyle w:val="a5"/>
-          <w:noProof/>
+        <w:spacing w:before="0" w:after="0" w:line="276" w:lineRule="auto"/>
+        <w:ind w:left="0" w:leftChars="0" w:firstLine="760"/>
+        <w:shd w:val="clear" w:color="auto" w:fill="EEF2F8"/>
+      </w:pPr>
+      <w:r>
+        <w:rPr>
+          <w:color w:val="333333"/>
         </w:rPr>
         <w:t xml:space="preserve">5.8 속성 상성</w:t>
       </w:r>
       <w:r>
         <w:rPr>
-          <w:noProof/>
-        </w:rPr>
+          <w:color w:val="333333"/>
+        </w:rPr>
+        <w:tab/>
+      </w:r>
+      <w:r>
+        <w:rPr>
+          <w:color w:val="333333"/>
+        </w:rPr>
+        <w:t>12</w:t>
       </w:r>
     </w:p>
     <w:p>
       <w:pPr>
         <w:pStyle w:val="20"/>
         <w:tabs>
-          <w:tab w:val="right" w:leader="dot" w:pos="9628"/>
+          <w:tab w:val="right" w:leader="dot" w:pos="9340"/>
         </w:tabs>
-        <w:ind w:left="420"/>
-        <w:rPr>
-          <w:rFonts w:asciiTheme="minorHAnsi" w:eastAsiaTheme="minorEastAsia" w:hAnsiTheme="minorHAnsi" w:cstheme="minorBidi"/>
-          <w:noProof/>
-          <w:color w:val="auto"/>
-          <w:kern w:val="2"/>
-          <w:sz w:val="22"/>
-          <w:szCs w:val="24"/>
-          <w14:ligatures w14:val="standardContextual"/>
-        </w:rPr>
-      </w:pPr>
-      <w:r>
-        <w:rPr>
-          <w:rStyle w:val="a5"/>
-          <w:noProof/>
+        <w:spacing w:before="0" w:after="0" w:line="276" w:lineRule="auto"/>
+        <w:ind w:left="0" w:leftChars="0" w:firstLine="760"/>
+        <w:shd w:val="clear" w:color="auto" w:fill="EEF2F8"/>
+      </w:pPr>
+      <w:r>
+        <w:rPr>
+          <w:color w:val="333333"/>
         </w:rPr>
         <w:t xml:space="preserve">5.9 저장과 공유</w:t>
       </w:r>
       <w:r>
         <w:rPr>
-          <w:noProof/>
-        </w:rPr>
+          <w:color w:val="333333"/>
+        </w:rPr>
+        <w:tab/>
+      </w:r>
+      <w:r>
+        <w:rPr>
+          <w:color w:val="333333"/>
+        </w:rPr>
+        <w:t>12</w:t>
       </w:r>
     </w:p>
     <w:p>
       <w:pPr>
         <w:pStyle w:val="11"/>
         <w:tabs>
-          <w:tab w:val="right" w:leader="dot" w:pos="9628"/>
+          <w:tab w:val="right" w:leader="dot" w:pos="9340"/>
         </w:tabs>
-        <w:rPr>
-          <w:rFonts w:asciiTheme="minorHAnsi" w:eastAsiaTheme="minorEastAsia" w:hAnsiTheme="minorHAnsi" w:cstheme="minorBidi"/>
-          <w:b w:val="0"/>
-          <w:bCs w:val="0"/>
-          <w:noProof/>
-          <w:color w:val="auto"/>
-          <w:kern w:val="2"/>
-          <w:sz w:val="22"/>
-          <w:szCs w:val="24"/>
-          <w14:ligatures w14:val="standardContextual"/>
-        </w:rPr>
-      </w:pPr>
-      <w:r>
-        <w:rPr>
-          <w:rStyle w:val="a5"/>
-          <w:noProof/>
+        <w:spacing w:before="90" w:after="0" w:line="276" w:lineRule="auto"/>
+        <w:ind w:left="0" w:leftChars="0" w:firstLine="300"/>
+        <w:shd w:val="clear" w:color="auto" w:fill="EEF2F8"/>
+      </w:pPr>
+      <w:r>
+        <w:rPr>
+          <w:b/>
+          <w:color w:val="1F4E9A"/>
         </w:rPr>
         <w:t xml:space="preserve">부록 — 알고리즘·수학 사전</w:t>
       </w:r>
       <w:r>
         <w:rPr>
-          <w:noProof/>
-        </w:rPr>
-        <w:fldChar w:fldCharType="begin"/>
-      </w:r>
-      <w:r>
-        <w:rPr>
-          <w:noProof/>
-        </w:rPr>
-        <w:instrText xml:space="preserve"> PAGEREF _Toc243436662 \h </w:instrText>
-      </w:r>
-      <w:r>
-        <w:rPr>
-          <w:noProof/>
-        </w:rPr>
-      </w:r>
-      <w:r>
-        <w:rPr>
-          <w:noProof/>
-        </w:rPr>
-        <w:fldChar w:fldCharType="separate"/>
-      </w:r>
-      <w:r>
-        <w:rPr>
-          <w:noProof/>
-        </w:rPr>
-        <w:fldChar w:fldCharType="end"/>
+          <w:b/>
+          <w:color w:val="1F4E9A"/>
+        </w:rPr>
+        <w:tab/>
+      </w:r>
+      <w:r>
+        <w:rPr>
+          <w:b/>
+          <w:color w:val="1F4E9A"/>
+        </w:rPr>
+        <w:t>14</w:t>
       </w:r>
     </w:p>
     <w:p>
       <w:pPr>
         <w:pStyle w:val="20"/>
         <w:tabs>
-          <w:tab w:val="right" w:leader="dot" w:pos="9628"/>
+          <w:tab w:val="right" w:leader="dot" w:pos="9340"/>
         </w:tabs>
-        <w:ind w:left="420"/>
-        <w:rPr>
-          <w:rFonts w:asciiTheme="minorHAnsi" w:eastAsiaTheme="minorEastAsia" w:hAnsiTheme="minorHAnsi" w:cstheme="minorBidi"/>
-          <w:noProof/>
-          <w:color w:val="auto"/>
-          <w:kern w:val="2"/>
-          <w:sz w:val="22"/>
-          <w:szCs w:val="24"/>
-          <w14:ligatures w14:val="standardContextual"/>
-        </w:rPr>
-      </w:pPr>
-      <w:r>
-        <w:rPr>
-          <w:rStyle w:val="a5"/>
-          <w:noProof/>
+        <w:spacing w:before="0" w:after="320" w:line="276" w:lineRule="auto"/>
+        <w:ind w:left="0" w:leftChars="0" w:firstLine="760"/>
+        <w:shd w:val="clear" w:color="auto" w:fill="EEF2F8"/>
+      </w:pPr>
+      <w:r>
+        <w:rPr>
+          <w:color w:val="333333"/>
         </w:rPr>
         <w:t xml:space="preserve">A.5 데이터 테이블 (5장)</w:t>
       </w:r>
       <w:r>
         <w:rPr>
-          <w:noProof/>
-        </w:rPr>
+          <w:color w:val="333333"/>
+        </w:rPr>
+        <w:tab/>
+      </w:r>
+      <w:r>
+        <w:rPr>
+          <w:color w:val="333333"/>
+        </w:rPr>
+        <w:t>14</w:t>
       </w:r>
       <w:r>
         <w:fldChar w:fldCharType="end"/>
